--- a/modelo_laudo_massa.docx
+++ b/modelo_laudo_massa.docx
@@ -4,8 +4,6 @@
   <w:body>
     <w:p>
       <w:pPr>
-        <w:widowControl/>
-        <w:adjustRightInd w:val="0"/>
         <w:rPr>
           <w:rFonts w:ascii="Arial" w:eastAsiaTheme="minorHAnsi" w:hAnsi="Arial" w:cs="Arial"/>
           <w:sz w:val="20"/>
@@ -105,7 +103,19 @@
         <w:rPr>
           <w:rFonts w:eastAsiaTheme="minorHAnsi"/>
         </w:rPr>
-        <w:t xml:space="preserve">{{endereço}}, </w:t>
+        <w:t>{{endere</w:t>
+      </w:r>
+      <w:r>
+        <w:rPr>
+          <w:rFonts w:eastAsiaTheme="minorHAnsi"/>
+        </w:rPr>
+        <w:t>c</w:t>
+      </w:r>
+      <w:r>
+        <w:rPr>
+          <w:rFonts w:eastAsiaTheme="minorHAnsi"/>
+        </w:rPr>
+        <w:t xml:space="preserve">o}}, </w:t>
       </w:r>
       <w:r>
         <w:rPr>
@@ -835,30 +845,6 @@
           <w:spacing w:val="-2"/>
         </w:rPr>
         <w:t xml:space="preserve">. </w:t>
-      </w:r>
-    </w:p>
-    <w:p>
-      <w:pPr>
-        <w:pStyle w:val="Corpodetexto"/>
-        <w:spacing w:before="160"/>
-      </w:pPr>
-      <w:r>
-        <w:rPr>
-          <w:noProof/>
-        </w:rPr>
-        <w:t>{{</w:t>
-      </w:r>
-      <w:r>
-        <w:rPr>
-          <w:noProof/>
-        </w:rPr>
-        <w:t>imagem1</w:t>
-      </w:r>
-      <w:r>
-        <w:rPr>
-          <w:noProof/>
-        </w:rPr>
-        <w:t>}}</w:t>
       </w:r>
     </w:p>
     <w:p>
@@ -873,6 +859,12 @@
         </w:rPr>
       </w:pPr>
       <w:bookmarkStart w:id="0" w:name="_Hlk222731934"/>
+      <w:r>
+        <w:rPr>
+          <w:noProof/>
+        </w:rPr>
+        <w:br/>
+      </w:r>
     </w:p>
     <w:p>
       <w:pPr>
@@ -1064,7 +1056,13 @@
         <w:t xml:space="preserve">técnica na edificação localizada na </w:t>
       </w:r>
       <w:r>
-        <w:t>{{endereço}}</w:t>
+        <w:t>{{endere</w:t>
+      </w:r>
+      <w:r>
+        <w:t>c</w:t>
+      </w:r>
+      <w:r>
+        <w:t>o}}</w:t>
       </w:r>
       <w:r>
         <w:t xml:space="preserve">, no bairro </w:t>
@@ -1860,7 +1858,23 @@
           <w:szCs w:val="24"/>
           <w:lang w:val="pt-BR" w:eastAsia="pt-BR"/>
         </w:rPr>
-        <w:t>{{movimentação}} do {{local}}</w:t>
+        <w:t>{{movimenta</w:t>
+      </w:r>
+      <w:r>
+        <w:rPr>
+          <w:sz w:val="24"/>
+          <w:szCs w:val="24"/>
+          <w:lang w:val="pt-BR" w:eastAsia="pt-BR"/>
+        </w:rPr>
+        <w:t>ca</w:t>
+      </w:r>
+      <w:r>
+        <w:rPr>
+          <w:sz w:val="24"/>
+          <w:szCs w:val="24"/>
+          <w:lang w:val="pt-BR" w:eastAsia="pt-BR"/>
+        </w:rPr>
+        <w:t>o}} do {{local}}</w:t>
       </w:r>
       <w:r>
         <w:rPr>
@@ -2079,7 +2093,27 @@
           <w:sz w:val="20"/>
           <w:szCs w:val="20"/>
         </w:rPr>
-        <w:t>{{endereco}}</w:t>
+        <w:t>{{</w:t>
+      </w:r>
+      <w:r>
+        <w:rPr>
+          <w:b/>
+          <w:bCs/>
+          <w:spacing w:val="40"/>
+          <w:sz w:val="20"/>
+          <w:szCs w:val="20"/>
+        </w:rPr>
+        <w:t>descricao2</w:t>
+      </w:r>
+      <w:r>
+        <w:rPr>
+          <w:b/>
+          <w:bCs/>
+          <w:spacing w:val="40"/>
+          <w:sz w:val="20"/>
+          <w:szCs w:val="20"/>
+        </w:rPr>
+        <w:t>}}</w:t>
       </w:r>
     </w:p>
     <w:p>
@@ -2797,7 +2831,23 @@
           <w:szCs w:val="24"/>
           <w:lang w:val="pt-BR" w:eastAsia="pt-BR"/>
         </w:rPr>
-        <w:t xml:space="preserve"> {{endereço, {{bairro}}</w:t>
+        <w:t xml:space="preserve"> {{</w:t>
+      </w:r>
+      <w:r>
+        <w:rPr>
+          <w:sz w:val="24"/>
+          <w:szCs w:val="24"/>
+          <w:lang w:val="pt-BR" w:eastAsia="pt-BR"/>
+        </w:rPr>
+        <w:t>endereco}}</w:t>
+      </w:r>
+      <w:r>
+        <w:rPr>
+          <w:sz w:val="24"/>
+          <w:szCs w:val="24"/>
+          <w:lang w:val="pt-BR" w:eastAsia="pt-BR"/>
+        </w:rPr>
+        <w:t>, {{bairro}}</w:t>
       </w:r>
       <w:r>
         <w:rPr>
